--- a/runs/2026_Q2/VFI_Insurance_Impact_Report_2026_Q2.docx
+++ b/runs/2026_Q2/VFI_Insurance_Impact_Report_2026_Q2.docx
@@ -20,7 +20,7 @@
     </w:p>
     <w:p>
       <w:r>
-        <w:t>Generated: 02 July 2026</w:t>
+        <w:t>Generated: 03 July 2026</w:t>
       </w:r>
     </w:p>
     <w:p>
@@ -46,15 +46,52 @@
     </w:p>
     <w:p>
       <w:r>
-        <w:t>Overall, 76.6% of clients (n=2104) reported understanding their insurance coverage. A slight difference emerged between genders, with 79.4% of males understanding their coverage compared to 75.5% of females. Notably, clients who had made a claim demonstrated a much higher understanding at 94.8%, while only 61.9% of non-claimants understood their coverage. This disparity suggests that the claims process itself significantly enhances client comprehension of their policy benefits.</w:t>
+        <w:t>Overall, 76.6% of clients reported understanding their insurance coverage (n=2104). Female clients showed 75.5% understanding, while male clients reported 79.4%. A significant disparity emerged between claimants, with 94.8% understanding, and non-claimants, where only 61.9% understood their coverage. This suggests that the claims process itself may enhance comprehension.</w:t>
       </w:r>
     </w:p>
     <w:p>
       <w:r>
-        <w:rPr>
-          <w:i/>
-        </w:rPr>
-        <w:t>[VISUAL PENDING: part1_coverage_bar.png — Coverage Understanding by Segment]</w:t>
+        <w:drawing>
+          <wp:inline xmlns:a="http://schemas.openxmlformats.org/drawingml/2006/main" xmlns:pic="http://schemas.openxmlformats.org/drawingml/2006/picture">
+            <wp:extent cx="5029200" cy="1623713"/>
+            <wp:docPr id="1" name="Picture 1"/>
+            <wp:cNvGraphicFramePr>
+              <a:graphicFrameLocks noChangeAspect="1"/>
+            </wp:cNvGraphicFramePr>
+            <a:graphic>
+              <a:graphicData uri="http://schemas.openxmlformats.org/drawingml/2006/picture">
+                <pic:pic>
+                  <pic:nvPicPr>
+                    <pic:cNvPr id="0" name="part1_coverage_bar.png"/>
+                    <pic:cNvPicPr/>
+                  </pic:nvPicPr>
+                  <pic:blipFill>
+                    <a:blip r:embed="rId9"/>
+                    <a:stretch>
+                      <a:fillRect/>
+                    </a:stretch>
+                  </pic:blipFill>
+                  <pic:spPr>
+                    <a:xfrm>
+                      <a:off x="0" y="0"/>
+                      <a:ext cx="5029200" cy="1623713"/>
+                    </a:xfrm>
+                    <a:prstGeom prst="rect"/>
+                  </pic:spPr>
+                </pic:pic>
+              </a:graphicData>
+            </a:graphic>
+          </wp:inline>
+        </w:drawing>
+      </w:r>
+    </w:p>
+    <w:p>
+      <w:pPr>
+        <w:pStyle w:val="Caption"/>
+        <w:jc w:val="center"/>
+      </w:pPr>
+      <w:r>
+        <w:t>Coverage Understanding by Segment</w:t>
       </w:r>
     </w:p>
     <w:p>
@@ -67,15 +104,52 @@
     </w:p>
     <w:p>
       <w:r>
-        <w:t>Client understanding of the claim process stood at 68.2% (n=2104). Gender differences were minimal, with 68.9% of males and 67.9% of females reporting comprehension. A substantial gap appeared between claimants and non-claimants; 90.2% of clients who had filed a claim understood the process, whereas only 49.0% of non-claimants did. This indicates that direct experience with the claims system is a primary driver of process comprehension among insured clients.</w:t>
+        <w:t>Client understanding of the claim process stood at 68.2% overall (n=2104). Female clients demonstrated 67.9% understanding, slightly lower than male clients at 68.9%. A substantial difference was observed between claimants, 90.2% of whom understood the process, and non-claimants, with only 49.0% reporting understanding. This highlights a critical gap in pre-claim knowledge.</w:t>
       </w:r>
     </w:p>
     <w:p>
       <w:r>
-        <w:rPr>
-          <w:i/>
-        </w:rPr>
-        <w:t>[VISUAL PENDING: part1_claims_process_bar.png — Claims Process Understanding by Segment]</w:t>
+        <w:drawing>
+          <wp:inline xmlns:a="http://schemas.openxmlformats.org/drawingml/2006/main" xmlns:pic="http://schemas.openxmlformats.org/drawingml/2006/picture">
+            <wp:extent cx="5029200" cy="1486392"/>
+            <wp:docPr id="2" name="Picture 2"/>
+            <wp:cNvGraphicFramePr>
+              <a:graphicFrameLocks noChangeAspect="1"/>
+            </wp:cNvGraphicFramePr>
+            <a:graphic>
+              <a:graphicData uri="http://schemas.openxmlformats.org/drawingml/2006/picture">
+                <pic:pic>
+                  <pic:nvPicPr>
+                    <pic:cNvPr id="0" name="part1_claims_process_bar.png"/>
+                    <pic:cNvPicPr/>
+                  </pic:nvPicPr>
+                  <pic:blipFill>
+                    <a:blip r:embed="rId10"/>
+                    <a:stretch>
+                      <a:fillRect/>
+                    </a:stretch>
+                  </pic:blipFill>
+                  <pic:spPr>
+                    <a:xfrm>
+                      <a:off x="0" y="0"/>
+                      <a:ext cx="5029200" cy="1486392"/>
+                    </a:xfrm>
+                    <a:prstGeom prst="rect"/>
+                  </pic:spPr>
+                </pic:pic>
+              </a:graphicData>
+            </a:graphic>
+          </wp:inline>
+        </w:drawing>
+      </w:r>
+    </w:p>
+    <w:p>
+      <w:pPr>
+        <w:pStyle w:val="Caption"/>
+        <w:jc w:val="center"/>
+      </w:pPr>
+      <w:r>
+        <w:t>Claims Process Understanding by Segment</w:t>
       </w:r>
     </w:p>
     <w:p>
@@ -88,7 +162,7 @@
     </w:p>
     <w:p>
       <w:r>
-        <w:t>A strong majority of clients, 89.5% (n=1957), believed their insurance product was worth the premium paid. Regarding future engagement, 58.5% of clients expressed an intent to renew their policy. It is important to note that this renewal intent figure is based on a small sample size of 147 clients, representing only those who were eligible for renewal during the survey period.</w:t>
+        <w:t>A strong majority, 89.5% of clients, perceived the insurance product as worth its premium (n=1957). However, renewal intent was lower at 58.5%. It is important to note that this figure is based on a small sample of 147 renewal-eligible clients, limiting its generalizability. Further data will clarify this trend.</w:t>
       </w:r>
     </w:p>
     <w:p>
@@ -101,7 +175,7 @@
     </w:p>
     <w:p>
       <w:r>
-        <w:t>The data reveals a clear pattern: direct experience with the claims process significantly boosts client understanding of both coverage (94.8% for claimants vs. 61.9% for non-claimants) and the claims procedure itself (90.2% for claimants vs. 49.0% for non-claimants). While nearly 90% of clients perceive the product as valuable, renewal intent stands at 58.5% among the small group of eligible clients. This suggests a need for enhanced pre-claim education and communication strategies for non-claimants to bridge the knowledge gap and potentially strengthen renewal rates. Without qualitative data, the specific reasons for the moderate renewal intent remain unclear, but improving understanding for all clients is a clear priority.</w:t>
+        <w:t>The data revealed a clear pattern: clients who experienced the claims process demonstrated significantly higher understanding of both coverage and claim procedures compared to non-claimants. While nearly 90% of clients valued the product, renewal intent was notably lower, though this finding is based on a small sample of renewal-eligible clients. This suggests that the perceived value does not consistently translate into renewal, possibly due to a lack of comprehensive understanding prior to a claim event. Enhancing pre-claim education could bridge this knowledge gap and potentially strengthen renewal rates, ensuring clients fully grasp the product's benefits before needing to claim.</w:t>
       </w:r>
     </w:p>
     <w:p>
@@ -127,7 +201,7 @@
     </w:p>
     <w:p>
       <w:r>
-        <w:t>Out of 2,111 clients surveyed, 363 (17.2%) experienced an insurable event during the quarter. Of these, 153 clients filed a claim, representing 42.1% of those who experienced an event. This indicates a significant leakage rate of 57.9%, where clients did not proceed with a claim despite experiencing an event. Ultimately, 58 claims were paid, accounting for 37.9% of all claims filed. This funnel highlights areas where clients may need more support to translate an event into a successful claim payout.</w:t>
+        <w:t>Out of 2,111 clients surveyed, 363 (17.2%) experienced an insurable event. However, only 153 of these clients filed a claim, representing 42.1% of those who experienced an event. This indicates a significant leakage rate of 57.9% in the claims funnel, where many clients did not proceed with filing. Ultimately, 58 claims were paid, accounting for 37.9% of all claims filed. This suggests that less than half of filed claims resulted in a payout, highlighting challenges in both claim filing and successful processing.</w:t>
       </w:r>
     </w:p>
     <w:tbl>
@@ -281,10 +355,47 @@
     </w:tbl>
     <w:p>
       <w:r>
-        <w:rPr>
-          <w:i/>
-        </w:rPr>
-        <w:t>[VISUAL PENDING: part2_funnel.png — Claims Funnel]</w:t>
+        <w:drawing>
+          <wp:inline xmlns:a="http://schemas.openxmlformats.org/drawingml/2006/main" xmlns:pic="http://schemas.openxmlformats.org/drawingml/2006/picture">
+            <wp:extent cx="5029200" cy="4033078"/>
+            <wp:docPr id="3" name="Picture 3"/>
+            <wp:cNvGraphicFramePr>
+              <a:graphicFrameLocks noChangeAspect="1"/>
+            </wp:cNvGraphicFramePr>
+            <a:graphic>
+              <a:graphicData uri="http://schemas.openxmlformats.org/drawingml/2006/picture">
+                <pic:pic>
+                  <pic:nvPicPr>
+                    <pic:cNvPr id="0" name="part2_funnel.png"/>
+                    <pic:cNvPicPr/>
+                  </pic:nvPicPr>
+                  <pic:blipFill>
+                    <a:blip r:embed="rId11"/>
+                    <a:stretch>
+                      <a:fillRect/>
+                    </a:stretch>
+                  </pic:blipFill>
+                  <pic:spPr>
+                    <a:xfrm>
+                      <a:off x="0" y="0"/>
+                      <a:ext cx="5029200" cy="4033078"/>
+                    </a:xfrm>
+                    <a:prstGeom prst="rect"/>
+                  </pic:spPr>
+                </pic:pic>
+              </a:graphicData>
+            </a:graphic>
+          </wp:inline>
+        </w:drawing>
+      </w:r>
+    </w:p>
+    <w:p>
+      <w:pPr>
+        <w:pStyle w:val="Caption"/>
+        <w:jc w:val="center"/>
+      </w:pPr>
+      <w:r>
+        <w:t>Claims Funnel</w:t>
       </w:r>
     </w:p>
     <w:p>
@@ -297,15 +408,52 @@
     </w:p>
     <w:p>
       <w:r>
-        <w:t>Among the 210 clients who did not file a claim after an event, the primary reasons were not being covered at the time (34.3%, n=72) and not knowing how to file a claim (32.9%, n=69). An additional 23.8% (n=50) cited "Other" reasons, while 5.7% (n=12) felt the loss was not significant. A smaller proportion (2.9%, n=6) found the claim process cumbersome.</w:t>
+        <w:t>Among the 210 clients who did not file a claim after an event, the primary reasons cited were not being covered at the time (34.3%, n=72) and not knowing how to file a claim (32.9%, n=69). A substantial 23.8% (n=50) reported "Other" reasons. Less common factors included the loss not being significant (5.7%, n=12) and the claim process being cumbersome (2.9%, n=6). These findings point to critical gaps in policy understanding and claims literacy.</w:t>
       </w:r>
     </w:p>
     <w:p>
       <w:r>
-        <w:rPr>
-          <w:i/>
-        </w:rPr>
-        <w:t>[VISUAL PENDING: part2_no_claim_reasons.png — Reasons for Not Claiming]</w:t>
+        <w:drawing>
+          <wp:inline xmlns:a="http://schemas.openxmlformats.org/drawingml/2006/main" xmlns:pic="http://schemas.openxmlformats.org/drawingml/2006/picture">
+            <wp:extent cx="5029200" cy="1356423"/>
+            <wp:docPr id="4" name="Picture 4"/>
+            <wp:cNvGraphicFramePr>
+              <a:graphicFrameLocks noChangeAspect="1"/>
+            </wp:cNvGraphicFramePr>
+            <a:graphic>
+              <a:graphicData uri="http://schemas.openxmlformats.org/drawingml/2006/picture">
+                <pic:pic>
+                  <pic:nvPicPr>
+                    <pic:cNvPr id="0" name="part2_no_claim_reasons.png"/>
+                    <pic:cNvPicPr/>
+                  </pic:nvPicPr>
+                  <pic:blipFill>
+                    <a:blip r:embed="rId12"/>
+                    <a:stretch>
+                      <a:fillRect/>
+                    </a:stretch>
+                  </pic:blipFill>
+                  <pic:spPr>
+                    <a:xfrm>
+                      <a:off x="0" y="0"/>
+                      <a:ext cx="5029200" cy="1356423"/>
+                    </a:xfrm>
+                    <a:prstGeom prst="rect"/>
+                  </pic:spPr>
+                </pic:pic>
+              </a:graphicData>
+            </a:graphic>
+          </wp:inline>
+        </w:drawing>
+      </w:r>
+    </w:p>
+    <w:p>
+      <w:pPr>
+        <w:pStyle w:val="Caption"/>
+        <w:jc w:val="center"/>
+      </w:pPr>
+      <w:r>
+        <w:t>Reasons for Not Claiming</w:t>
       </w:r>
     </w:p>
     <w:p>
@@ -318,15 +466,52 @@
     </w:p>
     <w:p>
       <w:r>
-        <w:t>For the 85 clients who faced challenges during the claim process, the most common difficulty was knowing the status of their claim after submission, reported by 51.8% (n=44). Collecting necessary documents from hospitals or authorities was challenging for 36.5% (n=31), and 35.3% (n=30) experienced long waiting times for payout. Furthermore, 18.8% (n=16) did not receive adequate support or guidance, and 14.1% (n=12) found document submission difficult. No protection flags were identified.</w:t>
+        <w:t>Of the 85 clients who faced challenges during the claim process, over half (51.8%, n=44) found it difficult to ascertain the claim status after document submission. Collecting necessary documents from hospitals or authorities was also a significant hurdle for 36.5% (n=31) of clients. Additionally, 35.3% (n=30) experienced long waiting times for claim payouts. Lack of sufficient support or guidance (18.8%, n=16) and difficulties in submitting documents (14.1%, n=12) were also noted. No protection flags were identified in this reporting period.</w:t>
       </w:r>
     </w:p>
     <w:p>
       <w:r>
-        <w:rPr>
-          <w:i/>
-        </w:rPr>
-        <w:t>[VISUAL PENDING: part2_claim_challenges.png — Top Claims Challenges (% of claimants who challenged)]</w:t>
+        <w:drawing>
+          <wp:inline xmlns:a="http://schemas.openxmlformats.org/drawingml/2006/main" xmlns:pic="http://schemas.openxmlformats.org/drawingml/2006/picture">
+            <wp:extent cx="5029200" cy="1251935"/>
+            <wp:docPr id="5" name="Picture 5"/>
+            <wp:cNvGraphicFramePr>
+              <a:graphicFrameLocks noChangeAspect="1"/>
+            </wp:cNvGraphicFramePr>
+            <a:graphic>
+              <a:graphicData uri="http://schemas.openxmlformats.org/drawingml/2006/picture">
+                <pic:pic>
+                  <pic:nvPicPr>
+                    <pic:cNvPr id="0" name="part2_claim_challenges.png"/>
+                    <pic:cNvPicPr/>
+                  </pic:nvPicPr>
+                  <pic:blipFill>
+                    <a:blip r:embed="rId13"/>
+                    <a:stretch>
+                      <a:fillRect/>
+                    </a:stretch>
+                  </pic:blipFill>
+                  <pic:spPr>
+                    <a:xfrm>
+                      <a:off x="0" y="0"/>
+                      <a:ext cx="5029200" cy="1251935"/>
+                    </a:xfrm>
+                    <a:prstGeom prst="rect"/>
+                  </pic:spPr>
+                </pic:pic>
+              </a:graphicData>
+            </a:graphic>
+          </wp:inline>
+        </w:drawing>
+      </w:r>
+    </w:p>
+    <w:p>
+      <w:pPr>
+        <w:pStyle w:val="Caption"/>
+        <w:jc w:val="center"/>
+      </w:pPr>
+      <w:r>
+        <w:t>Top Claims Challenges (% of claimants who challenged)</w:t>
       </w:r>
     </w:p>
     <w:p>
@@ -339,7 +524,7 @@
     </w:p>
     <w:p>
       <w:r>
-        <w:t>The majority of the 153 claims filed were submitted through an MFI officer collecting documents (83.7%, n=128), with Whatsapp or other messaging applications being the next most common channel (9.2%, n=14). Regarding claim outcomes, 37.9% (n=58) were approved and paid, while 22.9% (n=35) were approved but not yet paid. A total of 15.0% (n=23) of claims were rejected. Among the 58 paid claims, 63.8% (n=37) covered all costs, 24.1% (n=14) covered some, and 12.1% (n=7) covered most of the cost.</w:t>
+        <w:t>The majority of the 153 claims were filed through an MFI officer collecting documents (83.7%, n=128), indicating a strong reliance on direct support. Other channels, such as WhatsApp (9.2%, n=14) or direct office visits (4.6%, n=7), were used less frequently. Regarding claim outcomes, 37.9% (n=58) were approved and paid, while 22.9% (n=35) were approved but not yet paid. Fifteen percent (n=23) of claims were rejected. For the 58 paid claims, 63.8% (n=37) covered all costs, 24.1% (n=14) covered some, and 12.1% (n=7) covered most.</w:t>
       </w:r>
     </w:p>
     <w:p>
@@ -352,7 +537,7 @@
     </w:p>
     <w:p>
       <w:r>
-        <w:t>The claims funnel reveals a substantial leakage rate of 57.9% between experiencing an event and filing a claim, largely driven by clients not knowing how to file or believing they were not covered. This suggests a critical need to enhance client education on policy terms and claim procedures. Even among those who filed, only 37.9% received a payout, with significant challenges reported in tracking claim status and collecting documents. While MFI officers are the dominant claim channel, the high rate of claims approved but not yet paid (22.9%) and rejections (15.0%) indicates potential bottlenecks in the processing and disbursement stages. Improving communication, streamlining documentation, and accelerating payout times are crucial to improving client trust and the perceived value of insurance.</w:t>
+        <w:t>The claims experience reveals significant areas for intervention. A substantial leakage rate of 57.9% between experiencing an event and filing a claim, coupled with 32.9% of non-claimants citing lack of knowledge on how to file, underscores a critical need for enhanced client education on policy benefits and claims procedures. Furthermore, the low payout rate of 37.9% of filed claims, alongside challenges like difficulty tracking claim status (51.8%) and long payout times (35.3%), suggests process inefficiencies. Improving communication channels for claim status updates and streamlining document collection could significantly enhance client satisfaction and trust. Addressing these barriers is crucial to realizing the full protective value of the insurance product.</w:t>
       </w:r>
     </w:p>
     <w:p>
@@ -378,15 +563,52 @@
     </w:p>
     <w:p>
       <w:r>
-        <w:t>Among claimants, 20.1% reported resorting to negative coping mechanisms, and 3.3% experienced high levels of financial stress. These metrics, where lower values indicate better coping, suggest that while some claimants face challenges, severe stress is less common. Across the full sample, a significant 69.8% of clients indicated they would find it difficult to access alternative financial support without this insurance, underscoring the programme's vital role in providing essential financial protection.</w:t>
+        <w:t>Among claimants, 20.1% reported resorting to negative coping mechanisms, while only 3.3% experienced high levels of financial stress. This suggests the insurance product helps mitigate severe financial distress during challenging times. Furthermore, a substantial 69.8% of the full sample indicated they would face significant difficulty accessing alternative financial support if this insurance were unavailable. This highlights the critical role the program plays in providing essential financial protection for vulnerable households.</w:t>
       </w:r>
     </w:p>
     <w:p>
       <w:r>
-        <w:rPr>
-          <w:i/>
-        </w:rPr>
-        <w:t>[VISUAL PENDING: part3_financial_protection.png — Financial Protection Indicators]</w:t>
+        <w:drawing>
+          <wp:inline xmlns:a="http://schemas.openxmlformats.org/drawingml/2006/main" xmlns:pic="http://schemas.openxmlformats.org/drawingml/2006/picture">
+            <wp:extent cx="5029200" cy="3714376"/>
+            <wp:docPr id="6" name="Picture 6"/>
+            <wp:cNvGraphicFramePr>
+              <a:graphicFrameLocks noChangeAspect="1"/>
+            </wp:cNvGraphicFramePr>
+            <a:graphic>
+              <a:graphicData uri="http://schemas.openxmlformats.org/drawingml/2006/picture">
+                <pic:pic>
+                  <pic:nvPicPr>
+                    <pic:cNvPr id="0" name="part3_financial_protection.png"/>
+                    <pic:cNvPicPr/>
+                  </pic:nvPicPr>
+                  <pic:blipFill>
+                    <a:blip r:embed="rId14"/>
+                    <a:stretch>
+                      <a:fillRect/>
+                    </a:stretch>
+                  </pic:blipFill>
+                  <pic:spPr>
+                    <a:xfrm>
+                      <a:off x="0" y="0"/>
+                      <a:ext cx="5029200" cy="3714376"/>
+                    </a:xfrm>
+                    <a:prstGeom prst="rect"/>
+                  </pic:spPr>
+                </pic:pic>
+              </a:graphicData>
+            </a:graphic>
+          </wp:inline>
+        </w:drawing>
+      </w:r>
+    </w:p>
+    <w:p>
+      <w:pPr>
+        <w:pStyle w:val="Caption"/>
+        <w:jc w:val="center"/>
+      </w:pPr>
+      <w:r>
+        <w:t>Financial Protection Indicators</w:t>
       </w:r>
     </w:p>
     <w:p>
@@ -399,7 +621,7 @@
     </w:p>
     <w:p>
       <w:r>
-        <w:t>Client confidence in the insurance programme remains high, with 87.7% of the full sample (n=2104) expressing confidence that their claims would be paid. Furthermore, 89.5% of clients (n=1957) affirmed that the insurance was worth the premium paid. These strong endorsements indicate a high perceived value and trust in the financial protection offered by the programme among its beneficiaries.</w:t>
+        <w:t>Client confidence in the insurance program remains high, with 87.7% of the full sample expressing confidence that their claims would be paid. This strong trust is further reinforced by 89.5% of clients believing the insurance is worth its premium. These figures underscore the perceived value and reliability of the financial protection offered.</w:t>
       </w:r>
     </w:p>
     <w:p>
@@ -412,7 +634,7 @@
     </w:p>
     <w:p>
       <w:r>
-        <w:t>The data reveals that the insurance programme significantly contributes to financial protection, particularly for clients who would struggle to find alternative support. While a minority of claimants still employ negative coping strategies or experience high financial stress, the overall picture suggests the insurance mitigates more widespread distress. High confidence in claim payouts and strong agreement that the insurance is worth its premium underscore the programme's perceived value and effectiveness. This indicates that the insurance is not merely a safety net but a trusted financial tool that empowers clients by reducing vulnerability and fostering financial resilience. The programme's ability to provide accessible protection is especially crucial given the challenges many clients face in securing alternative financial assistance during times of need.</w:t>
+        <w:t>The Q2 2026 data for Vietnam reveals that the insurance program effectively provides financial protection, particularly for those who have made claims. The low incidence of high financial stress and negative coping mechanisms among claimants suggests the insurance acts as a vital buffer against economic shocks. The high percentage of clients who would struggle to find alternative support further emphasizes the program's indispensable role in the financial resilience of households. Strong client confidence in claim payment and the perceived value of the premium indicate a well-regarded and trusted service. While qualitative data is not yet available to provide deeper context, these quantitative findings strongly affirm the program's positive impact on financial protection and stability for VisionFund clients.</w:t>
       </w:r>
     </w:p>
     <w:p>
@@ -438,15 +660,52 @@
     </w:p>
     <w:p>
       <w:r>
-        <w:t>The Net Promoter Score (NPS) for Q2 2026 stands at 16.8, derived from 2104 client responses. Promoters constitute 43.9% (924 clients), while 28.9% (609 clients) are Passives, and 27.1% (571 clients) are Detractors. No specific qualitative themes were identified from clients who felt the premium was not worth the cost.</w:t>
+        <w:t>The Net Promoter Score (NPS) for Q2 2026 stood at 16.8, derived from 2,104 client responses. This score reflects that 43.9% of clients were promoters (n=924), while 28.9% were passive (n=609), and 27.1% were detractors (n=571). No specific themes emerged from qualitative feedback regarding clients who felt the premium was 'not worth it', indicating a general satisfaction with the perceived value of the insurance product among those who expressed this sentiment.</w:t>
       </w:r>
     </w:p>
     <w:p>
       <w:r>
-        <w:rPr>
-          <w:i/>
-        </w:rPr>
-        <w:t>[VISUAL PENDING: part4_nps.png — Net Promoter Score]</w:t>
+        <w:drawing>
+          <wp:inline xmlns:a="http://schemas.openxmlformats.org/drawingml/2006/main" xmlns:pic="http://schemas.openxmlformats.org/drawingml/2006/picture">
+            <wp:extent cx="5029200" cy="2461249"/>
+            <wp:docPr id="7" name="Picture 7"/>
+            <wp:cNvGraphicFramePr>
+              <a:graphicFrameLocks noChangeAspect="1"/>
+            </wp:cNvGraphicFramePr>
+            <a:graphic>
+              <a:graphicData uri="http://schemas.openxmlformats.org/drawingml/2006/picture">
+                <pic:pic>
+                  <pic:nvPicPr>
+                    <pic:cNvPr id="0" name="part4_nps.png"/>
+                    <pic:cNvPicPr/>
+                  </pic:nvPicPr>
+                  <pic:blipFill>
+                    <a:blip r:embed="rId15"/>
+                    <a:stretch>
+                      <a:fillRect/>
+                    </a:stretch>
+                  </pic:blipFill>
+                  <pic:spPr>
+                    <a:xfrm>
+                      <a:off x="0" y="0"/>
+                      <a:ext cx="5029200" cy="2461249"/>
+                    </a:xfrm>
+                    <a:prstGeom prst="rect"/>
+                  </pic:spPr>
+                </pic:pic>
+              </a:graphicData>
+            </a:graphic>
+          </wp:inline>
+        </w:drawing>
+      </w:r>
+    </w:p>
+    <w:p>
+      <w:pPr>
+        <w:pStyle w:val="Caption"/>
+        <w:jc w:val="center"/>
+      </w:pPr>
+      <w:r>
+        <w:t>Net Promoter Score</w:t>
       </w:r>
     </w:p>
     <w:p>
@@ -459,7 +718,7 @@
     </w:p>
     <w:p>
       <w:r>
-        <w:t>Qualitative analysis of client feedback provides deeper insights into satisfaction drivers. For promoters, specific themes highlighting their positive experiences are not yet available. Similarly, detailed themes explaining the reasons behind detractor sentiment are currently unavailable for this reporting period. Further qualitative data collection is ongoing to enrich our understanding of client perceptions.</w:t>
+        <w:t>Analysis of client feedback themes for Q2 2026 revealed that data for both promoter and detractor themes is suppressed due to small sample sizes. This limitation prevents the identification of specific recurring reasons behind clients' positive or negative recommendations for the insurance product during this reporting period. Further qualitative data collection will be crucial to understand the drivers of client satisfaction and dissatisfaction more comprehensively.</w:t>
       </w:r>
     </w:p>
     <w:p>
@@ -480,7 +739,7 @@
     </w:p>
     <w:p>
       <w:r>
-        <w:t>A significant 89.5% of clients (n=1957) reported that the insurance premium was worth its value, indicating strong perceived benefit. Beyond financial protection, 35.0% of clients (n=1928) noted an improvement in their children's wellbeing, while 15.8% (n=1672) experienced enhanced access to healthcare services. These figures underscore the broader positive impacts on families.</w:t>
+        <w:t>Client feedback highlighted positive perceptions of value and wellbeing outcomes. A significant 89.5% of clients (n=1957) reported that the insurance premium was worth the cost. Furthermore, 35.0% of clients (n=1928) indicated an improvement in their child's wellbeing, and 15.8% (n=1672) noted enhanced access to healthcare as a result of the insurance. These figures underscore the perceived benefits among a substantial portion of the client base.</w:t>
       </w:r>
     </w:p>
     <w:p>
@@ -493,7 +752,7 @@
     </w:p>
     <w:p>
       <w:r>
-        <w:t>The Q2 2026 Net Promoter Score of 16.8, alongside nearly 90% of clients affirming the premium's value, suggests a generally positive client experience with the insurance product. The reported improvements in child wellbeing (35.0%) and healthcare access (15.8%) highlight the tangible, non-financial benefits clients are experiencing. While the NPS score indicates room for improvement, particularly in converting passives and addressing detractor concerns, the high perceived value is a strong foundation. The absence of specific qualitative themes for promoters and detractors limits our ability to pinpoint exact drivers of satisfaction or dissatisfaction. Future qualitative data will be crucial for understanding these nuances and developing targeted strategies to enhance client loyalty and address areas of concern, thereby strengthening the program's impact.</w:t>
+        <w:t>The Q2 2026 data presents a mixed but generally positive client experience. The NPS of 16.8, with 43.9% promoters, suggests a solid foundation of client satisfaction, though the 27.1% detractor rate indicates areas for improvement. The high percentage (89.5%) of clients finding the premium 'worth it' is particularly encouraging, reinforcing the product's perceived value. While improvements in child wellbeing (35.0%) and healthcare access (15.8%) are positive, there is scope to deepen these impacts. The absence of qualitative data on 'not worth it' themes and suppressed promoter/detractor themes limits our understanding of specific drivers. Future efforts should prioritize gathering detailed qualitative insights to pinpoint actionable areas for enhancing client experience and impact.</w:t>
       </w:r>
     </w:p>
     <w:p>
@@ -519,7 +778,7 @@
     </w:p>
     <w:p>
       <w:r>
-        <w:t>The overall Child Wellbeing (CWB) score was 35.0% (n=1928). Analysis revealed several factors meaningfully correlated with CWB. A strong negative correlation existed with clients' intent to renew their insurance (rho=-0.492, p=0.0000, n=127), suggesting that higher renewal intent is associated with lower child wellbeing. High financial stress also showed a meaningful negative correlation (rho=-0.434, p=0.0000, n=1928), indicating increased stress relates to reduced child wellbeing. Conversely, a higher Net Promoter Score correlated positively with CWB (rho=+0.220, p=0.0000, n=1928). Higher understanding of coverage (rho=-0.206, p=0.0000, n=1928), perceiving the premium as worthwhile (rho=-0.164, p=0.0000, n=1801), and confidence in payout (rho=-0.162, p=0.0000, n=1928) also showed negative correlations.</w:t>
+        <w:t>The average Child Wellbeing score was 35.0% (n=1928). Analysis revealed a strong negative correlation between renewal intent and child wellbeing (rho=-0.492, p=0.0000, n=127), indicating that stronger intent to renew was associated with lower child wellbeing. High financial stress also showed a meaningful negative correlation (rho=-0.434, p=0.0000, n=1928), linking higher stress to lower child wellbeing. Conversely, a higher Net Promoter Score correlated positively (rho=+0.220, p=0.0000, n=1928). Other factors, including understanding of coverage, perception of premium worth, confidence in payout, and claim process understanding, also showed negative correlations with child wellbeing (p=0.0000 for all).</w:t>
       </w:r>
     </w:p>
     <w:tbl>
@@ -885,10 +1144,47 @@
     </w:tbl>
     <w:p>
       <w:r>
-        <w:rPr>
-          <w:i/>
-        </w:rPr>
-        <w:t>[VISUAL PENDING: part5_drivers.png — Child Wellbeing Drivers (Spearman Correlation)]</w:t>
+        <w:drawing>
+          <wp:inline xmlns:a="http://schemas.openxmlformats.org/drawingml/2006/main" xmlns:pic="http://schemas.openxmlformats.org/drawingml/2006/picture">
+            <wp:extent cx="5029200" cy="3123924"/>
+            <wp:docPr id="8" name="Picture 8"/>
+            <wp:cNvGraphicFramePr>
+              <a:graphicFrameLocks noChangeAspect="1"/>
+            </wp:cNvGraphicFramePr>
+            <a:graphic>
+              <a:graphicData uri="http://schemas.openxmlformats.org/drawingml/2006/picture">
+                <pic:pic>
+                  <pic:nvPicPr>
+                    <pic:cNvPr id="0" name="part5_drivers.png"/>
+                    <pic:cNvPicPr/>
+                  </pic:nvPicPr>
+                  <pic:blipFill>
+                    <a:blip r:embed="rId16"/>
+                    <a:stretch>
+                      <a:fillRect/>
+                    </a:stretch>
+                  </pic:blipFill>
+                  <pic:spPr>
+                    <a:xfrm>
+                      <a:off x="0" y="0"/>
+                      <a:ext cx="5029200" cy="3123924"/>
+                    </a:xfrm>
+                    <a:prstGeom prst="rect"/>
+                  </pic:spPr>
+                </pic:pic>
+              </a:graphicData>
+            </a:graphic>
+          </wp:inline>
+        </w:drawing>
+      </w:r>
+    </w:p>
+    <w:p>
+      <w:pPr>
+        <w:pStyle w:val="Caption"/>
+        <w:jc w:val="center"/>
+      </w:pPr>
+      <w:r>
+        <w:t>Child Wellbeing Drivers (Spearman Correlation)</w:t>
       </w:r>
     </w:p>
     <w:p>
@@ -901,15 +1197,52 @@
     </w:p>
     <w:p>
       <w:r>
-        <w:t>Regarding healthcare access, 15.8% of clients who needed care (n=1672) reported improved access. This indicates a modest positive impact on the ability of clients to obtain necessary medical services. Furthermore, among claimants who incurred medical costs (n=926), a significant 54.0% reported that their medical costs decreased after making a claim. This finding highlights the insurance program's role in mitigating the financial burden of healthcare expenses for beneficiaries, directly contributing to financial resilience.</w:t>
+        <w:t>Among clients who needed care, 15.8% (n=1672) reported improved access to healthcare. For claimants who incurred medical costs, 54.0% (n=926) indicated that their medical costs decreased after receiving their insurance claim. This suggests that while overall access improvement is modest, the insurance programme meaningfully alleviates the financial burden of medical expenses for a significant portion of claimants.</w:t>
       </w:r>
     </w:p>
     <w:p>
       <w:r>
-        <w:rPr>
-          <w:i/>
-        </w:rPr>
-        <w:t>[VISUAL PENDING: part5_healthcare.png — Healthcare Access and Medical Cost Impact]</w:t>
+        <w:drawing>
+          <wp:inline xmlns:a="http://schemas.openxmlformats.org/drawingml/2006/main" xmlns:pic="http://schemas.openxmlformats.org/drawingml/2006/picture">
+            <wp:extent cx="5029200" cy="4951879"/>
+            <wp:docPr id="9" name="Picture 9"/>
+            <wp:cNvGraphicFramePr>
+              <a:graphicFrameLocks noChangeAspect="1"/>
+            </wp:cNvGraphicFramePr>
+            <a:graphic>
+              <a:graphicData uri="http://schemas.openxmlformats.org/drawingml/2006/picture">
+                <pic:pic>
+                  <pic:nvPicPr>
+                    <pic:cNvPr id="0" name="part5_healthcare.png"/>
+                    <pic:cNvPicPr/>
+                  </pic:nvPicPr>
+                  <pic:blipFill>
+                    <a:blip r:embed="rId17"/>
+                    <a:stretch>
+                      <a:fillRect/>
+                    </a:stretch>
+                  </pic:blipFill>
+                  <pic:spPr>
+                    <a:xfrm>
+                      <a:off x="0" y="0"/>
+                      <a:ext cx="5029200" cy="4951879"/>
+                    </a:xfrm>
+                    <a:prstGeom prst="rect"/>
+                  </pic:spPr>
+                </pic:pic>
+              </a:graphicData>
+            </a:graphic>
+          </wp:inline>
+        </w:drawing>
+      </w:r>
+    </w:p>
+    <w:p>
+      <w:pPr>
+        <w:pStyle w:val="Caption"/>
+        <w:jc w:val="center"/>
+      </w:pPr>
+      <w:r>
+        <w:t>Healthcare Access and Medical Cost Impact</w:t>
       </w:r>
     </w:p>
     <w:p>
@@ -922,7 +1255,7 @@
     </w:p>
     <w:p>
       <w:r>
-        <w:t>The CWB score of 35.0% suggests room for improvement, with financial stress being a significant barrier. The counter-intuitive negative correlations between positive client experiences (like renewal intent, coverage understanding, and perceived value) and CWB warrant deeper investigation. It is crucial to understand if these correlations reflect underlying complexities in client perception, program design, or external factors. While the program effectively reduced medical costs for 54.0% of claimants, the modest 15.8% improvement in healthcare access indicates a need to explore how insurance translates into tangible access to services. Future qualitative research, including client verbatims, will be essential to uncover the nuances behind these quantitative findings and inform targeted interventions to enhance child wellbeing outcomes.</w:t>
+        <w:t>The observed correlations between child wellbeing and client perceptions present a complex picture. While improved access to healthcare was reported by 15.8% of clients needing care, and 54.0% of claimants experienced decreased medical costs, the strong negative correlations with factors like renewal intent (rho=-0.492) and coverage understanding (rho=-0.206) warrant further investigation. It is counter-intuitive that stronger positive client sentiments towards the insurance product are associated with lower child wellbeing scores. This suggests a potential disconnect between perceived product value and its direct impact on child wellbeing, or perhaps indicates that clients facing greater child wellbeing challenges are more inclined to renew or understand coverage better, seeking solutions. Further qualitative research is crucial to understand these underlying dynamics and refine programme design to maximize child wellbeing outcomes.</w:t>
       </w:r>
     </w:p>
     <w:p>
@@ -1298,10 +1631,47 @@
     </w:p>
     <w:p>
       <w:r>
-        <w:rPr>
-          <w:i/>
-        </w:rPr>
-        <w:t>[VISUAL PENDING: part6_scorecard.png — Key Metrics: Claimants vs. Non-Claimants]</w:t>
+        <w:drawing>
+          <wp:inline xmlns:a="http://schemas.openxmlformats.org/drawingml/2006/main" xmlns:pic="http://schemas.openxmlformats.org/drawingml/2006/picture">
+            <wp:extent cx="5029200" cy="2750844"/>
+            <wp:docPr id="10" name="Picture 10"/>
+            <wp:cNvGraphicFramePr>
+              <a:graphicFrameLocks noChangeAspect="1"/>
+            </wp:cNvGraphicFramePr>
+            <a:graphic>
+              <a:graphicData uri="http://schemas.openxmlformats.org/drawingml/2006/picture">
+                <pic:pic>
+                  <pic:nvPicPr>
+                    <pic:cNvPr id="0" name="part6_scorecard.png"/>
+                    <pic:cNvPicPr/>
+                  </pic:nvPicPr>
+                  <pic:blipFill>
+                    <a:blip r:embed="rId18"/>
+                    <a:stretch>
+                      <a:fillRect/>
+                    </a:stretch>
+                  </pic:blipFill>
+                  <pic:spPr>
+                    <a:xfrm>
+                      <a:off x="0" y="0"/>
+                      <a:ext cx="5029200" cy="2750844"/>
+                    </a:xfrm>
+                    <a:prstGeom prst="rect"/>
+                  </pic:spPr>
+                </pic:pic>
+              </a:graphicData>
+            </a:graphic>
+          </wp:inline>
+        </w:drawing>
+      </w:r>
+    </w:p>
+    <w:p>
+      <w:pPr>
+        <w:pStyle w:val="Caption"/>
+        <w:jc w:val="center"/>
+      </w:pPr>
+      <w:r>
+        <w:t>Key Metrics: Claimants vs. Non-Claimants</w:t>
       </w:r>
     </w:p>
     <w:p>
@@ -1314,7 +1684,7 @@
     </w:p>
     <w:p>
       <w:r>
-        <w:t>Analysis of client outcomes revealed marked differences between claimants and non-claimants. Claimants demonstrated a substantially higher understanding of their insurance coverage (94.8% compared to 61.9%) and the claim process (90.2% versus 49.0%), with these differences being highly meaningful (p=0.0000). Furthermore, claimants reported significantly less reliance on negative coping strategies (11.8% versus 26.2%, p=0.0007). No meaningful differences were observed regarding premium worth, high financial stress, or confidence in future payments. Data for renewal intent was suppressed due to small sample size.</w:t>
+        <w:t>Analysis of client outcomes revealed marked differences between claimants and non-claimants. Claimants demonstrated significantly higher understanding of their insurance coverage (94.8% vs. 61.9%, p=0.0000) and the claim process itself (90.2% vs. 49.0%, p=0.0000). Crucially, claimants reported lower instances of negative coping strategies (11.8% vs. 26.2%, p=0.0007), suggesting the insurance provided a vital safety net. While negative coping and high financial stress are particularly salient for claimants, these comparisons indicate the protective effect of the insurance. Data for renewal intent was suppressed due to small sample size.</w:t>
       </w:r>
     </w:p>
     <w:p>
@@ -1327,7 +1697,7 @@
     </w:p>
     <w:p>
       <w:r>
-        <w:t>The significant disparities in understanding and coping mechanisms underscore the transformative role of the claims experience. Clients who have successfully navigated a claim process gain profound clarity on their insurance benefits and operational procedures, which is crucial for building trust and long-term engagement. The substantial reduction in negative coping strategies among claimants indicates that insurance effectively mitigates financial shocks, preventing vulnerable households from resorting to detrimental measures. While the direct financial stress levels did not show a meaningful difference, the improved understanding and reduced negative coping suggest a stronger sense of security and preparedness. This highlights the importance of efficient claim processing as a critical driver of client education and resilience, reinforcing the value proposition of microinsurance.</w:t>
+        <w:t>The significant differences in understanding and coping mechanisms underscore the profound impact of the insurance product for those who experience a covered event. The act of claiming clearly deepens clients' comprehension of their policy and the process, transforming abstract knowledge into lived experience. Importantly, the substantial reduction in negative coping strategies among claimants highlights the insurance's role in mitigating financial shocks and protecting livelihoods. This suggests the product effectively delivers on its promise of resilience when clients need it most. While qualitative data is not yet available to fully explore these experiences, the quantitative findings strongly indicate that the insurance provides tangible benefits, particularly in crisis, reinforcing its value proposition beyond mere coverage.</w:t>
       </w:r>
     </w:p>
     <w:p>
@@ -1697,10 +2067,47 @@
     </w:p>
     <w:p>
       <w:r>
-        <w:rPr>
-          <w:i/>
-        </w:rPr>
-        <w:t>[VISUAL PENDING: part7_scorecard.png — Key Metrics by Gender]</w:t>
+        <w:drawing>
+          <wp:inline xmlns:a="http://schemas.openxmlformats.org/drawingml/2006/main" xmlns:pic="http://schemas.openxmlformats.org/drawingml/2006/picture">
+            <wp:extent cx="5029200" cy="2750844"/>
+            <wp:docPr id="11" name="Picture 11"/>
+            <wp:cNvGraphicFramePr>
+              <a:graphicFrameLocks noChangeAspect="1"/>
+            </wp:cNvGraphicFramePr>
+            <a:graphic>
+              <a:graphicData uri="http://schemas.openxmlformats.org/drawingml/2006/picture">
+                <pic:pic>
+                  <pic:nvPicPr>
+                    <pic:cNvPr id="0" name="part7_scorecard.png"/>
+                    <pic:cNvPicPr/>
+                  </pic:nvPicPr>
+                  <pic:blipFill>
+                    <a:blip r:embed="rId19"/>
+                    <a:stretch>
+                      <a:fillRect/>
+                    </a:stretch>
+                  </pic:blipFill>
+                  <pic:spPr>
+                    <a:xfrm>
+                      <a:off x="0" y="0"/>
+                      <a:ext cx="5029200" cy="2750844"/>
+                    </a:xfrm>
+                    <a:prstGeom prst="rect"/>
+                  </pic:spPr>
+                </pic:pic>
+              </a:graphicData>
+            </a:graphic>
+          </wp:inline>
+        </w:drawing>
+      </w:r>
+    </w:p>
+    <w:p>
+      <w:pPr>
+        <w:pStyle w:val="Caption"/>
+        <w:jc w:val="center"/>
+      </w:pPr>
+      <w:r>
+        <w:t>Key Metrics by Gender</w:t>
       </w:r>
     </w:p>
     <w:p>
@@ -1713,7 +2120,7 @@
     </w:p>
     <w:p>
       <w:r>
-        <w:t>The gender analysis revealed no statistically significant differences in key impact metrics between female and male clients at the p &lt; 0.05 threshold. For instance, coverage understanding was 75.5% for women and 79.4% for men (p=0.0611), and both groups showed similar understanding of the claim process. While men reported a higher incidence of negative coping strategies at 24.8% compared to 17.9% for women, this difference did not meet the significance threshold (p=0.1253). Data for male renewal intent was suppressed due to small sample size. Despite the larger female sample (n≈1,518 vs male n≈586), these findings suggest a largely equitable experience across genders in most areas.</w:t>
+        <w:t>Analysis of gender differences revealed generally similar outcomes across most indicators, despite the larger female sample (n≈1,518) compared to males (n≈586). While not reaching the significance threshold (p&lt;0.05), males reported slightly higher coverage understanding (79.4% vs 75.5%, p=0.0611). Females reported lower instances of negative coping strategies (17.9% vs 24.8%, p=0.1253), suggesting a potential resilience benefit. Data on male renewal intent was suppressed due to small sample size, preventing a direct comparison for this crucial metric.</w:t>
       </w:r>
     </w:p>
     <w:p>
@@ -1726,7 +2133,7 @@
     </w:p>
     <w:p>
       <w:r>
-        <w:t>The absence of statistically significant gender disparities across most measured indicators is an encouraging finding, suggesting that the insurance program is largely reaching and serving both women and men equitably in Vietnam. This indicates that current program design may not require immediate gender-specific adjustments based on these quantitative metrics alone. However, the observed difference in negative coping strategies, where men reported higher rates (24.8% vs 17.9%), warrants further qualitative exploration, even though it did not meet the p &lt; 0.05 significance threshold. Understanding the underlying reasons for this trend could inform targeted support. Future monitoring should continue to track these metrics, especially as the male client base potentially grows, to ensure continued equitable impact and identify any emerging gender-specific needs or barriers.</w:t>
+        <w:t>The observed near-significant difference in coverage understanding, with males reporting higher levels, suggests a need to review communication strategies to ensure equitable comprehension among female clients. While females reported fewer negative coping strategies, this difference was not statistically meaningful, indicating both genders generally benefit from the insurance in mitigating financial shocks. The suppressed data for male renewal intent highlights a gap in understanding their long-term engagement. Future program design should explore targeted educational interventions for women to enhance understanding and ensure all clients, regardless of gender, fully grasp their policy benefits. Further investigation into male client retention is also warranted.</w:t>
       </w:r>
     </w:p>
     <w:p>

--- a/runs/2026_Q2/VFI_Insurance_Impact_Report_2026_Q2.docx
+++ b/runs/2026_Q2/VFI_Insurance_Impact_Report_2026_Q2.docx
@@ -20,7 +20,7 @@
     </w:p>
     <w:p>
       <w:r>
-        <w:t>Generated: 03 July 2026</w:t>
+        <w:t>Generated: 06 July 2026</w:t>
       </w:r>
     </w:p>
     <w:p>
@@ -2581,7 +2581,7 @@
       <w:rFonts w:asciiTheme="majorHAnsi" w:eastAsiaTheme="majorEastAsia" w:hAnsiTheme="majorHAnsi" w:cstheme="majorBidi"/>
       <w:b/>
       <w:bCs/>
-      <w:color w:val="365F91" w:themeColor="accent1" w:themeShade="BF"/>
+      <w:color w:val="F3661F"/>
       <w:sz w:val="28"/>
       <w:szCs w:val="28"/>
     </w:rPr>
@@ -2605,7 +2605,7 @@
       <w:rFonts w:asciiTheme="majorHAnsi" w:eastAsiaTheme="majorEastAsia" w:hAnsiTheme="majorHAnsi" w:cstheme="majorBidi"/>
       <w:b/>
       <w:bCs/>
-      <w:color w:val="4F81BD" w:themeColor="accent1"/>
+      <w:color w:val="F3661F"/>
       <w:sz w:val="26"/>
       <w:szCs w:val="26"/>
     </w:rPr>
@@ -2629,7 +2629,7 @@
       <w:rFonts w:asciiTheme="majorHAnsi" w:eastAsiaTheme="majorEastAsia" w:hAnsiTheme="majorHAnsi" w:cstheme="majorBidi"/>
       <w:b/>
       <w:bCs/>
-      <w:color w:val="4F81BD" w:themeColor="accent1"/>
+      <w:color w:val="F3661F"/>
     </w:rPr>
   </w:style>
   <w:style w:type="paragraph" w:styleId="Heading4">
@@ -2654,7 +2654,7 @@
       <w:bCs/>
       <w:i/>
       <w:iCs/>
-      <w:color w:val="4F81BD" w:themeColor="accent1"/>
+      <w:color w:val="F3661F"/>
     </w:rPr>
   </w:style>
   <w:style w:type="paragraph" w:styleId="Heading5">
@@ -2868,7 +2868,7 @@
     </w:pPr>
     <w:rPr>
       <w:rFonts w:asciiTheme="majorHAnsi" w:eastAsiaTheme="majorEastAsia" w:hAnsiTheme="majorHAnsi" w:cstheme="majorBidi"/>
-      <w:color w:val="17365D" w:themeColor="text2" w:themeShade="BF"/>
+      <w:color w:val="F3661F"/>
       <w:spacing w:val="5"/>
       <w:kern w:val="28"/>
       <w:sz w:val="52"/>
